--- a/docs/guides/Delphi Web Studio Engineering Guide.docx
+++ b/docs/guides/Delphi Web Studio Engineering Guide.docx
@@ -2,6 +2,14 @@
 <file path=word/document.xml><?xml version="1.0" encoding="utf-8"?>
 <w:document xmlns:wpc="http://schemas.microsoft.com/office/word/2010/wordprocessingCanvas" xmlns:mo="http://schemas.microsoft.com/office/mac/office/2008/main" xmlns:mc="http://schemas.openxmlformats.org/markup-compatibility/2006" xmlns:mv="urn:schemas-microsoft-com:mac:vml" xmlns:o="urn:schemas-microsoft-com:office:office" xmlns:r="http://schemas.openxmlformats.org/officeDocument/2006/relationships" xmlns:m="http://schemas.openxmlformats.org/officeDocument/2006/math" xmlns:v="urn:schemas-microsoft-com:vml" xmlns:wp14="http://schemas.microsoft.com/office/word/2010/wordprocessingDrawing" xmlns:wp="http://schemas.openxmlformats.org/drawingml/2006/wordprocessingDrawing" xmlns:w10="urn:schemas-microsoft-com:office:word" xmlns:w="http://schemas.openxmlformats.org/wordprocessingml/2006/main" xmlns:w14="http://schemas.microsoft.com/office/word/2010/wordml" xmlns:wpg="http://schemas.microsoft.com/office/word/2010/wordprocessingGroup" xmlns:wpi="http://schemas.microsoft.com/office/word/2010/wordprocessingInk" xmlns:wne="http://schemas.microsoft.com/office/word/2006/wordml" xmlns:wps="http://schemas.microsoft.com/office/word/2010/wordprocessingShape" mc:Ignorable="w14 wp14">
   <w:body>
+    <w:p>
+      <w:r>
+        <w:rPr>
+          <w:color w:val="276495"/>
+        </w:rPr>
+        <w:t>DELPHI WEB STUDIO</w:t>
+      </w:r>
+    </w:p>
     <w:p>
       <w:pPr>
         <w:pStyle w:val="Title"/>
@@ -12,17 +20,64 @@
     </w:p>
     <w:p>
       <w:r>
-        <w:t>Source architecture build operations and maintenance</w:t>
+        <w:t>Architecture, implementation and maintenance</w:t>
       </w:r>
     </w:p>
     <w:p>
       <w:r>
-        <w:t>Last changed: November 1, 2026</w:t>
+        <w:t>Illustrated edition  |  Last changed: November 1, 2026</w:t>
       </w:r>
     </w:p>
     <w:p>
       <w:r>
         <w:t>Experimental Windows application</w:t>
+      </w:r>
+    </w:p>
+    <w:p>
+      <w:pPr>
+        <w:spacing w:before="500"/>
+      </w:pPr>
+      <w:r>
+        <w:drawing>
+          <wp:inline xmlns:a="http://schemas.openxmlformats.org/drawingml/2006/main" xmlns:pic="http://schemas.openxmlformats.org/drawingml/2006/picture">
+            <wp:extent cx="6080760" cy="1900238"/>
+            <wp:docPr id="1" name="Picture 1"/>
+            <wp:cNvGraphicFramePr>
+              <a:graphicFrameLocks noChangeAspect="1"/>
+            </wp:cNvGraphicFramePr>
+            <a:graphic>
+              <a:graphicData uri="http://schemas.openxmlformats.org/drawingml/2006/picture">
+                <pic:pic>
+                  <pic:nvPicPr>
+                    <pic:cNvPr id="0" name="architecture.png"/>
+                    <pic:cNvPicPr/>
+                  </pic:nvPicPr>
+                  <pic:blipFill>
+                    <a:blip r:embed="rId9"/>
+                    <a:stretch>
+                      <a:fillRect/>
+                    </a:stretch>
+                  </pic:blipFill>
+                  <pic:spPr>
+                    <a:xfrm>
+                      <a:off x="0" y="0"/>
+                      <a:ext cx="6080760" cy="1900238"/>
+                    </a:xfrm>
+                    <a:prstGeom prst="rect"/>
+                  </pic:spPr>
+                </pic:pic>
+              </a:graphicData>
+            </a:graphic>
+          </wp:inline>
+        </w:drawing>
+      </w:r>
+    </w:p>
+    <w:p>
+      <w:pPr>
+        <w:pStyle w:val="Caption"/>
+      </w:pPr>
+      <w:r>
+        <w:t>Screens show an isolated example project. Your site content and available options may differ.</w:t>
       </w:r>
     </w:p>
     <w:p>
@@ -39,6 +94,9 @@
       </w:r>
     </w:p>
     <w:p>
+      <w:pPr>
+        <w:spacing w:after="0" w:line="220" w:lineRule="exact"/>
+      </w:pPr>
       <w:r>
         <w:fldChar w:fldCharType="begin"/>
       </w:r>
@@ -49,87 +107,150 @@
         <w:fldChar w:fldCharType="separate"/>
       </w:r>
       <w:r>
+        <w:rPr>
+          <w:sz w:val="18"/>
+        </w:rPr>
         <w:t>Scope and evidence  3</w:t>
         <w:br/>
       </w:r>
       <w:r>
+        <w:rPr>
+          <w:sz w:val="18"/>
+        </w:rPr>
         <w:t>Source tree and ownership  3</w:t>
         <w:br/>
       </w:r>
       <w:r>
-        <w:t>Build tools and configurations  3</w:t>
+        <w:rPr>
+          <w:sz w:val="18"/>
+        </w:rPr>
+        <w:t>Build tools and configurations  4</w:t>
         <w:br/>
       </w:r>
       <w:r>
+        <w:rPr>
+          <w:sz w:val="18"/>
+        </w:rPr>
         <w:t>Entry, routing and startup  4</w:t>
         <w:br/>
       </w:r>
       <w:r>
-        <w:t>Project schema and validation  4</w:t>
+        <w:rPr>
+          <w:sz w:val="18"/>
+        </w:rPr>
+        <w:t>Project schema and validation  5</w:t>
         <w:br/>
       </w:r>
       <w:r>
-        <w:t>Persistence, media and revisions  5</w:t>
+        <w:rPr>
+          <w:sz w:val="18"/>
+        </w:rPr>
+        <w:t>Persistence, media and revisions  6</w:t>
         <w:br/>
       </w:r>
       <w:r>
-        <w:t>Native save, backup and recovery  5</w:t>
+        <w:rPr>
+          <w:sz w:val="18"/>
+        </w:rPr>
+        <w:t>Native save, backup and recovery  6</w:t>
         <w:br/>
       </w:r>
       <w:r>
-        <w:t>Native bridge and trust boundary  5</w:t>
+        <w:rPr>
+          <w:sz w:val="18"/>
+        </w:rPr>
+        <w:t>Native bridge and trust boundary  7</w:t>
         <w:br/>
       </w:r>
       <w:r>
-        <w:t>Rendering, controls and export  6</w:t>
+        <w:rPr>
+          <w:sz w:val="18"/>
+        </w:rPr>
+        <w:t>Rendering, controls and export  7</w:t>
         <w:br/>
       </w:r>
       <w:r>
-        <w:t>Static and WordPress import  6</w:t>
+        <w:rPr>
+          <w:sz w:val="18"/>
+        </w:rPr>
+        <w:t>Static and WordPress import  8</w:t>
         <w:br/>
       </w:r>
       <w:r>
-        <w:t>Local AI and optional cloud AI  6</w:t>
+        <w:rPr>
+          <w:sz w:val="18"/>
+        </w:rPr>
+        <w:t>Local AI and optional cloud AI  8</w:t>
         <w:br/>
       </w:r>
       <w:r>
-        <w:t>SFTP review, transfer and rollback  7</w:t>
+        <w:rPr>
+          <w:sz w:val="18"/>
+        </w:rPr>
+        <w:t>SFTP review, transfer and rollback  9</w:t>
         <w:br/>
       </w:r>
       <w:r>
-        <w:t>Validation and known issues  7</w:t>
+        <w:rPr>
+          <w:sz w:val="18"/>
+        </w:rPr>
+        <w:t>Validation and known issues  10</w:t>
         <w:br/>
       </w:r>
       <w:r>
-        <w:t>Maintenance checklist  7</w:t>
+        <w:rPr>
+          <w:sz w:val="18"/>
+        </w:rPr>
+        <w:t>Maintenance checklist  11</w:t>
         <w:br/>
       </w:r>
       <w:r>
-        <w:t>Main form lifecycle in detail  8</w:t>
+        <w:rPr>
+          <w:sz w:val="18"/>
+        </w:rPr>
+        <w:t>Main form lifecycle in detail  11</w:t>
         <w:br/>
       </w:r>
       <w:r>
-        <w:t>Browser and native request sequence  8</w:t>
+        <w:rPr>
+          <w:sz w:val="18"/>
+        </w:rPr>
+        <w:t>Browser and native request sequence  12</w:t>
         <w:br/>
       </w:r>
       <w:r>
-        <w:t>Media record and import mechanics  9</w:t>
+        <w:rPr>
+          <w:sz w:val="18"/>
+        </w:rPr>
+        <w:t>Media record and import mechanics  12</w:t>
         <w:br/>
       </w:r>
       <w:r>
-        <w:t>Project file and archive maintenance  9</w:t>
+        <w:rPr>
+          <w:sz w:val="18"/>
+        </w:rPr>
+        <w:t>Project file and archive maintenance  12</w:t>
         <w:br/>
       </w:r>
       <w:r>
-        <w:t>Testing map and failure interpretation  9</w:t>
+        <w:rPr>
+          <w:sz w:val="18"/>
+        </w:rPr>
+        <w:t>Testing map and failure interpretation  13</w:t>
         <w:br/>
       </w:r>
       <w:r>
-        <w:t>Delivery, architecture and platform limitations  10</w:t>
+        <w:rPr>
+          <w:sz w:val="18"/>
+        </w:rPr>
+        <w:t>Delivery, architecture and platform limitations  13</w:t>
         <w:br/>
       </w:r>
       <w:r>
-        <w:t>Source declaration index  10</w:t>
+        <w:rPr>
+          <w:sz w:val="18"/>
+        </w:rPr>
+        <w:t>Source declaration index  14</w:t>
         <w:br/>
       </w:r>
       <w:r>
@@ -152,6 +273,60 @@
     <w:p>
       <w:r>
         <w:t>This guide describes the experimental Delphi Web Studio source and local builds inspected on November 1, 2026. It is an engineering reference, not a claim that the complete handoff or release acceptance has passed. The principal sources are desktop/DelphiWebStudio, desktop/bridge, desktop/project, desktop/ai, src, package.json, tests and the dated validation records. Earlier architecture notes describe the upstream baseline and may be obsolete for current behavior.</w:t>
+      </w:r>
+    </w:p>
+    <w:p>
+      <w:pPr>
+        <w:keepNext/>
+        <w:spacing w:before="100" w:after="60"/>
+        <w:jc w:val="center"/>
+      </w:pPr>
+      <w:r>
+        <w:drawing>
+          <wp:inline xmlns:a="http://schemas.openxmlformats.org/drawingml/2006/main" xmlns:pic="http://schemas.openxmlformats.org/drawingml/2006/picture">
+            <wp:extent cx="6126480" cy="1914525"/>
+            <wp:docPr id="2" name="Picture 2" descr="Simplified components and optional services; network use is user-initiated."/>
+            <wp:cNvGraphicFramePr>
+              <a:graphicFrameLocks noChangeAspect="1"/>
+            </wp:cNvGraphicFramePr>
+            <a:graphic>
+              <a:graphicData uri="http://schemas.openxmlformats.org/drawingml/2006/picture">
+                <pic:pic>
+                  <pic:nvPicPr>
+                    <pic:cNvPr id="0" name="architecture.png"/>
+                    <pic:cNvPicPr/>
+                  </pic:nvPicPr>
+                  <pic:blipFill>
+                    <a:blip r:embed="rId9"/>
+                    <a:stretch>
+                      <a:fillRect/>
+                    </a:stretch>
+                  </pic:blipFill>
+                  <pic:spPr>
+                    <a:xfrm>
+                      <a:off x="0" y="0"/>
+                      <a:ext cx="6126480" cy="1914525"/>
+                    </a:xfrm>
+                    <a:prstGeom prst="rect"/>
+                  </pic:spPr>
+                </pic:pic>
+              </a:graphicData>
+            </a:graphic>
+          </wp:inline>
+        </w:drawing>
+      </w:r>
+    </w:p>
+    <w:p>
+      <w:pPr>
+        <w:pStyle w:val="Caption"/>
+        <w:spacing w:after="200"/>
+      </w:pPr>
+      <w:r>
+        <w:rPr>
+          <w:color w:val="495F73"/>
+          <w:sz w:val="18"/>
+        </w:rPr>
+        <w:t>Figure 1. Simplified components and optional services; network use is user-initiated.</w:t>
       </w:r>
     </w:p>
     <w:p>
@@ -229,6 +404,60 @@
       </w:r>
     </w:p>
     <w:p>
+      <w:pPr>
+        <w:keepNext/>
+        <w:spacing w:before="100" w:after="60"/>
+        <w:jc w:val="center"/>
+      </w:pPr>
+      <w:r>
+        <w:drawing>
+          <wp:inline xmlns:a="http://schemas.openxmlformats.org/drawingml/2006/main" xmlns:pic="http://schemas.openxmlformats.org/drawingml/2006/picture">
+            <wp:extent cx="6126480" cy="3262351"/>
+            <wp:docPr id="3" name="Picture 3" descr="Current local desktop host displaying its dashboard."/>
+            <wp:cNvGraphicFramePr>
+              <a:graphicFrameLocks noChangeAspect="1"/>
+            </wp:cNvGraphicFramePr>
+            <a:graphic>
+              <a:graphicData uri="http://schemas.openxmlformats.org/drawingml/2006/picture">
+                <pic:pic>
+                  <pic:nvPicPr>
+                    <pic:cNvPr id="0" name="dashboard.png"/>
+                    <pic:cNvPicPr/>
+                  </pic:nvPicPr>
+                  <pic:blipFill>
+                    <a:blip r:embed="rId10"/>
+                    <a:stretch>
+                      <a:fillRect/>
+                    </a:stretch>
+                  </pic:blipFill>
+                  <pic:spPr>
+                    <a:xfrm>
+                      <a:off x="0" y="0"/>
+                      <a:ext cx="6126480" cy="3262351"/>
+                    </a:xfrm>
+                    <a:prstGeom prst="rect"/>
+                  </pic:spPr>
+                </pic:pic>
+              </a:graphicData>
+            </a:graphic>
+          </wp:inline>
+        </w:drawing>
+      </w:r>
+    </w:p>
+    <w:p>
+      <w:pPr>
+        <w:pStyle w:val="Caption"/>
+        <w:spacing w:after="200"/>
+      </w:pPr>
+      <w:r>
+        <w:rPr>
+          <w:color w:val="495F73"/>
+          <w:sz w:val="18"/>
+        </w:rPr>
+        <w:t>Figure 2. Current local desktop host displaying its dashboard.</w:t>
+      </w:r>
+    </w:p>
+    <w:p>
       <w:r>
         <w:t>The host registers WebView creation, navigation, frame navigation, navigation-complete, new-window, permission, download and web-message callbacks. Its origin and permission checks are part of the trust boundary. Do not loosen the local origin, navigation or message validation merely to make a feature work; test untrusted sources and any affected desktop workflow first. The blocked custom-code frame limits desktop preview even though exported content may execute in a visitor's browser.</w:t>
       </w:r>
@@ -298,6 +527,60 @@
       </w:r>
     </w:p>
     <w:p>
+      <w:pPr>
+        <w:keepNext/>
+        <w:spacing w:before="100" w:after="60"/>
+        <w:jc w:val="center"/>
+      </w:pPr>
+      <w:r>
+        <w:drawing>
+          <wp:inline xmlns:a="http://schemas.openxmlformats.org/drawingml/2006/main" xmlns:pic="http://schemas.openxmlformats.org/drawingml/2006/picture">
+            <wp:extent cx="6126480" cy="1914525"/>
+            <wp:docPr id="4" name="Picture 4" descr="The documented staged project-save and independent verification sequence."/>
+            <wp:cNvGraphicFramePr>
+              <a:graphicFrameLocks noChangeAspect="1"/>
+            </wp:cNvGraphicFramePr>
+            <a:graphic>
+              <a:graphicData uri="http://schemas.openxmlformats.org/drawingml/2006/picture">
+                <pic:pic>
+                  <pic:nvPicPr>
+                    <pic:cNvPr id="0" name="save-flow.png"/>
+                    <pic:cNvPicPr/>
+                  </pic:nvPicPr>
+                  <pic:blipFill>
+                    <a:blip r:embed="rId11"/>
+                    <a:stretch>
+                      <a:fillRect/>
+                    </a:stretch>
+                  </pic:blipFill>
+                  <pic:spPr>
+                    <a:xfrm>
+                      <a:off x="0" y="0"/>
+                      <a:ext cx="6126480" cy="1914525"/>
+                    </a:xfrm>
+                    <a:prstGeom prst="rect"/>
+                  </pic:spPr>
+                </pic:pic>
+              </a:graphicData>
+            </a:graphic>
+          </wp:inline>
+        </w:drawing>
+      </w:r>
+    </w:p>
+    <w:p>
+      <w:pPr>
+        <w:pStyle w:val="Caption"/>
+        <w:spacing w:after="200"/>
+      </w:pPr>
+      <w:r>
+        <w:rPr>
+          <w:color w:val="495F73"/>
+          <w:sz w:val="18"/>
+        </w:rPr>
+        <w:t>Figure 3. The documented staged project-save and independent verification sequence.</w:t>
+      </w:r>
+    </w:p>
+    <w:p>
       <w:r>
         <w:t>The replacement path validates the stage, checks file identities and attributes, creates recovery material and invokes Windows replacement APIs. It reports paths needed for recovery when operations fail. This is not a proof against all hostile directory changes, competing writers, device failures or power loss. Reopen saved projects and preserve independent backups. Backup and restore limits documented in the current UI are 512 MiB for a project and 513 MiB for a recovery archive.</w:t>
       </w:r>
@@ -336,6 +619,60 @@
     <w:p>
       <w:r>
         <w:t>The editor renders React blocks on a canvas. PropertiesPanel declares editable fields for supported block types; DesignPanel applies theme tokens and the toolbar controls pages, preview widths, history and export. Block creation and selection use the registry and metadata. The current architecture has separate preview and static-export renderers, so adding or changing a block must update both paths or clearly reject export.</w:t>
+      </w:r>
+    </w:p>
+    <w:p>
+      <w:pPr>
+        <w:keepNext/>
+        <w:spacing w:before="100" w:after="60"/>
+        <w:jc w:val="center"/>
+      </w:pPr>
+      <w:r>
+        <w:drawing>
+          <wp:inline xmlns:a="http://schemas.openxmlformats.org/drawingml/2006/main" xmlns:pic="http://schemas.openxmlformats.org/drawingml/2006/picture">
+            <wp:extent cx="6126480" cy="3262351"/>
+            <wp:docPr id="5" name="Picture 5" descr="Editor workspace with component palette, page canvas and native host."/>
+            <wp:cNvGraphicFramePr>
+              <a:graphicFrameLocks noChangeAspect="1"/>
+            </wp:cNvGraphicFramePr>
+            <a:graphic>
+              <a:graphicData uri="http://schemas.openxmlformats.org/drawingml/2006/picture">
+                <pic:pic>
+                  <pic:nvPicPr>
+                    <pic:cNvPr id="0" name="editor.png"/>
+                    <pic:cNvPicPr/>
+                  </pic:nvPicPr>
+                  <pic:blipFill>
+                    <a:blip r:embed="rId12"/>
+                    <a:stretch>
+                      <a:fillRect/>
+                    </a:stretch>
+                  </pic:blipFill>
+                  <pic:spPr>
+                    <a:xfrm>
+                      <a:off x="0" y="0"/>
+                      <a:ext cx="6126480" cy="3262351"/>
+                    </a:xfrm>
+                    <a:prstGeom prst="rect"/>
+                  </pic:spPr>
+                </pic:pic>
+              </a:graphicData>
+            </a:graphic>
+          </wp:inline>
+        </w:drawing>
+      </w:r>
+    </w:p>
+    <w:p>
+      <w:pPr>
+        <w:pStyle w:val="Caption"/>
+        <w:spacing w:after="200"/>
+      </w:pPr>
+      <w:r>
+        <w:rPr>
+          <w:color w:val="495F73"/>
+          <w:sz w:val="18"/>
+        </w:rPr>
+        <w:t>Figure 4. Editor workspace with component palette, page canvas and native host.</w:t>
       </w:r>
     </w:p>
     <w:p>
@@ -380,6 +717,60 @@
       </w:r>
     </w:p>
     <w:p>
+      <w:pPr>
+        <w:keepNext/>
+        <w:spacing w:before="100" w:after="60"/>
+        <w:jc w:val="center"/>
+      </w:pPr>
+      <w:r>
+        <w:drawing>
+          <wp:inline xmlns:a="http://schemas.openxmlformats.org/drawingml/2006/main" xmlns:pic="http://schemas.openxmlformats.org/drawingml/2006/picture">
+            <wp:extent cx="5303520" cy="4027759"/>
+            <wp:docPr id="6" name="Picture 6" descr="Native Local AI dialog; files and a proposal must be explicitly selected."/>
+            <wp:cNvGraphicFramePr>
+              <a:graphicFrameLocks noChangeAspect="1"/>
+            </wp:cNvGraphicFramePr>
+            <a:graphic>
+              <a:graphicData uri="http://schemas.openxmlformats.org/drawingml/2006/picture">
+                <pic:pic>
+                  <pic:nvPicPr>
+                    <pic:cNvPr id="0" name="local-ai.png"/>
+                    <pic:cNvPicPr/>
+                  </pic:nvPicPr>
+                  <pic:blipFill>
+                    <a:blip r:embed="rId13"/>
+                    <a:stretch>
+                      <a:fillRect/>
+                    </a:stretch>
+                  </pic:blipFill>
+                  <pic:spPr>
+                    <a:xfrm>
+                      <a:off x="0" y="0"/>
+                      <a:ext cx="5303520" cy="4027759"/>
+                    </a:xfrm>
+                    <a:prstGeom prst="rect"/>
+                  </pic:spPr>
+                </pic:pic>
+              </a:graphicData>
+            </a:graphic>
+          </wp:inline>
+        </w:drawing>
+      </w:r>
+    </w:p>
+    <w:p>
+      <w:pPr>
+        <w:pStyle w:val="Caption"/>
+        <w:spacing w:after="200"/>
+      </w:pPr>
+      <w:r>
+        <w:rPr>
+          <w:color w:val="495F73"/>
+          <w:sz w:val="18"/>
+        </w:rPr>
+        <w:t>Figure 5. Native Local AI dialog; files and a proposal must be explicitly selected.</w:t>
+      </w:r>
+    </w:p>
+    <w:p>
       <w:r>
         <w:t>Native local AI uses the configured supported runtime ZIP and GGUF model. The implementation verifies pinned checksums, starts a supervised local process on loopback with a temporary key and performs ownership/readiness checks before requests. The offered Windows CPU runtime is x64, including when the editor host is Win32. Runtime and models are downloaded separately, not included in the current editor folders. Reassess exact license, provenance and distribution requirements before packaging.</w:t>
       </w:r>
@@ -400,6 +791,60 @@
     <w:p>
       <w:r>
         <w:t>WebStudio.SftpConnection invokes the Windows OpenSSH sftp.exe with a user-selected private key and known-hosts file. TestSftpConnection does not intentionally upload, remove or modify remote files. Inventory and backup are separate steps with documented size limitations; links are not supported by the UI workflow. Connection identity, endpoint configuration and private recovery-folder protection remain user and host responsibilities.</w:t>
+      </w:r>
+    </w:p>
+    <w:p>
+      <w:pPr>
+        <w:keepNext/>
+        <w:spacing w:before="100" w:after="60"/>
+        <w:jc w:val="center"/>
+      </w:pPr>
+      <w:r>
+        <w:drawing>
+          <wp:inline xmlns:a="http://schemas.openxmlformats.org/drawingml/2006/main" xmlns:pic="http://schemas.openxmlformats.org/drawingml/2006/picture">
+            <wp:extent cx="5669280" cy="4320319"/>
+            <wp:docPr id="7" name="Picture 7" descr="The native SFTP dialog; upload remains a separate confirmed action."/>
+            <wp:cNvGraphicFramePr>
+              <a:graphicFrameLocks noChangeAspect="1"/>
+            </wp:cNvGraphicFramePr>
+            <a:graphic>
+              <a:graphicData uri="http://schemas.openxmlformats.org/drawingml/2006/picture">
+                <pic:pic>
+                  <pic:nvPicPr>
+                    <pic:cNvPr id="0" name="sftp.png"/>
+                    <pic:cNvPicPr/>
+                  </pic:nvPicPr>
+                  <pic:blipFill>
+                    <a:blip r:embed="rId14"/>
+                    <a:stretch>
+                      <a:fillRect/>
+                    </a:stretch>
+                  </pic:blipFill>
+                  <pic:spPr>
+                    <a:xfrm>
+                      <a:off x="0" y="0"/>
+                      <a:ext cx="5669280" cy="4320319"/>
+                    </a:xfrm>
+                    <a:prstGeom prst="rect"/>
+                  </pic:spPr>
+                </pic:pic>
+              </a:graphicData>
+            </a:graphic>
+          </wp:inline>
+        </w:drawing>
+      </w:r>
+    </w:p>
+    <w:p>
+      <w:pPr>
+        <w:pStyle w:val="Caption"/>
+        <w:spacing w:after="200"/>
+      </w:pPr>
+      <w:r>
+        <w:rPr>
+          <w:color w:val="495F73"/>
+          <w:sz w:val="18"/>
+        </w:rPr>
+        <w:t>Figure 6. The native SFTP dialog; upload remains a separate confirmed action.</w:t>
       </w:r>
     </w:p>
     <w:p>
@@ -974,9 +1419,10 @@
       </w:r>
     </w:p>
     <w:sectPr>
-      <w:footerReference w:type="default" r:id="rId9"/>
+      <w:headerReference w:type="default" r:id="rId15"/>
+      <w:footerReference w:type="default" r:id="rId16"/>
       <w:pgSz w:w="12240" w:h="15840"/>
-      <w:pgMar w:top="1152" w:right="1224" w:bottom="1152" w:left="1224" w:header="720" w:footer="720" w:gutter="0"/>
+      <w:pgMar w:top="1037" w:right="1181" w:bottom="1037" w:left="1181" w:header="720" w:footer="720" w:gutter="0"/>
       <w:cols w:space="720"/>
       <w:docGrid w:linePitch="360"/>
     </w:sectPr>
@@ -992,11 +1438,27 @@
       <w:jc w:val="right"/>
     </w:pPr>
     <w:r>
-      <w:t xml:space="preserve">Delphi Web Studio  |  </w:t>
+      <w:t xml:space="preserve">Illustrated Engineering Guide  |  </w:t>
     </w:r>
     <w:fldSimple w:instr="PAGE"/>
   </w:p>
 </w:ftr>
+</file>
+
+<file path=word/header1.xml><?xml version="1.0" encoding="utf-8"?>
+<w:hdr xmlns:m="http://schemas.openxmlformats.org/officeDocument/2006/math" xmlns:mc="http://schemas.openxmlformats.org/markup-compatibility/2006" xmlns:mo="http://schemas.microsoft.com/office/mac/office/2008/main" xmlns:mv="urn:schemas-microsoft-com:mac:vml" xmlns:o="urn:schemas-microsoft-com:office:office" xmlns:r="http://schemas.openxmlformats.org/officeDocument/2006/relationships" xmlns:v="urn:schemas-microsoft-com:vml" xmlns:w10="urn:schemas-microsoft-com:office:word" xmlns:w14="http://schemas.microsoft.com/office/word/2010/wordml" xmlns:w="http://schemas.openxmlformats.org/wordprocessingml/2006/main" xmlns:wne="http://schemas.microsoft.com/office/word/2006/wordml" xmlns:wp14="http://schemas.microsoft.com/office/word/2010/wordprocessingDrawing" xmlns:wp="http://schemas.openxmlformats.org/drawingml/2006/wordprocessingDrawing" xmlns:wpc="http://schemas.microsoft.com/office/word/2010/wordprocessingCanvas" xmlns:wpg="http://schemas.microsoft.com/office/word/2010/wordprocessingGroup" xmlns:wpi="http://schemas.microsoft.com/office/word/2010/wordprocessingInk" xmlns:wps="http://schemas.microsoft.com/office/word/2010/wordprocessingShape" mc:Ignorable="w14 wp14">
+  <w:p>
+    <w:pPr>
+      <w:pStyle w:val="Header"/>
+    </w:pPr>
+    <w:r>
+      <w:rPr>
+        <w:sz w:val="16"/>
+      </w:rPr>
+      <w:t>DELPHI WEB STUDIO  |  ENGINEERING GUIDE</w:t>
+    </w:r>
+  </w:p>
+</w:hdr>
 </file>
 
 <file path=word/numbering.xml><?xml version="1.0" encoding="utf-8"?>
@@ -1363,11 +1825,11 @@
     <w:qFormat/>
     <w:rsid w:val="00FC693F"/>
     <w:pPr>
-      <w:spacing w:after="120"/>
+      <w:spacing w:after="140" w:line="269" w:lineRule="auto"/>
     </w:pPr>
     <w:rPr>
       <w:rFonts w:ascii="Calibri" w:hAnsi="Calibri"/>
-      <w:sz w:val="21"/>
+      <w:sz w:val="22"/>
     </w:rPr>
   </w:style>
   <w:style w:type="paragraph" w:styleId="Header">
@@ -1425,15 +1887,15 @@
     <w:pPr>
       <w:keepNext/>
       <w:keepLines/>
-      <w:spacing w:before="480" w:after="0"/>
+      <w:spacing w:before="300" w:after="120"/>
       <w:outlineLvl w:val="0"/>
     </w:pPr>
     <w:rPr>
-      <w:rFonts w:asciiTheme="majorHAnsi" w:eastAsiaTheme="majorEastAsia" w:hAnsiTheme="majorHAnsi" w:cstheme="majorBidi"/>
+      <w:rFonts w:asciiTheme="majorHAnsi" w:eastAsiaTheme="majorEastAsia" w:hAnsiTheme="majorHAnsi" w:cstheme="majorBidi" w:ascii="Calibri" w:hAnsi="Calibri"/>
       <w:b/>
       <w:bCs/>
       <w:color w:val="000000"/>
-      <w:sz w:val="28"/>
+      <w:sz w:val="32"/>
       <w:szCs w:val="28"/>
     </w:rPr>
   </w:style>
@@ -1453,11 +1915,11 @@
       <w:outlineLvl w:val="1"/>
     </w:pPr>
     <w:rPr>
-      <w:rFonts w:asciiTheme="majorHAnsi" w:eastAsiaTheme="majorEastAsia" w:hAnsiTheme="majorHAnsi" w:cstheme="majorBidi"/>
+      <w:rFonts w:asciiTheme="majorHAnsi" w:eastAsiaTheme="majorEastAsia" w:hAnsiTheme="majorHAnsi" w:cstheme="majorBidi" w:ascii="Calibri" w:hAnsi="Calibri"/>
       <w:b/>
       <w:bCs/>
       <w:color w:val="000000"/>
-      <w:sz w:val="26"/>
+      <w:sz w:val="24"/>
       <w:szCs w:val="26"/>
     </w:rPr>
   </w:style>
@@ -1715,11 +2177,11 @@
       <w:contextualSpacing/>
     </w:pPr>
     <w:rPr>
-      <w:rFonts w:asciiTheme="majorHAnsi" w:eastAsiaTheme="majorEastAsia" w:hAnsiTheme="majorHAnsi" w:cstheme="majorBidi"/>
+      <w:rFonts w:asciiTheme="majorHAnsi" w:eastAsiaTheme="majorEastAsia" w:hAnsiTheme="majorHAnsi" w:cstheme="majorBidi" w:ascii="Calibri" w:hAnsi="Calibri"/>
       <w:color w:val="000000"/>
       <w:spacing w:val="5"/>
       <w:kern w:val="28"/>
-      <w:sz w:val="52"/>
+      <w:sz w:val="54"/>
       <w:szCs w:val="52"/>
     </w:rPr>
   </w:style>
